--- a/public/assets/Membrete PDI.docx
+++ b/public/assets/Membrete PDI.docx
@@ -1,8 +1,11 @@
 
 <file path=word/document.xml><?xml version="1.0" encoding="utf-8"?>
-<w:document xmlns:wpc="http://schemas.microsoft.com/office/word/2010/wordprocessingCanvas" xmlns:cx="http://schemas.microsoft.com/office/drawing/2014/chartex" xmlns:cx1="http://schemas.microsoft.com/office/drawing/2015/9/8/chartex" xmlns:cx2="http://schemas.microsoft.com/office/drawing/2015/10/21/chartex" xmlns:cx3="http://schemas.microsoft.com/office/drawing/2016/5/9/chartex" xmlns:cx4="http://schemas.microsoft.com/office/drawing/2016/5/10/chartex" xmlns:cx5="http://schemas.microsoft.com/office/drawing/2016/5/11/chartex" xmlns:cx6="http://schemas.microsoft.com/office/drawing/2016/5/12/chartex" xmlns:cx7="http://schemas.microsoft.com/office/drawing/2016/5/13/chartex" xmlns:cx8="http://schemas.microsoft.com/office/drawing/2016/5/14/chartex" xmlns:mc="http://schemas.openxmlformats.org/markup-compatibility/2006" xmlns:aink="http://schemas.microsoft.com/office/drawing/2016/ink" xmlns:am3d="http://schemas.microsoft.com/office/drawing/2017/model3d" xmlns:o="urn:schemas-microsoft-com:office:office" xmlns:oel="http://schemas.microsoft.com/office/2019/extlst" xmlns:r="http://schemas.openxmlformats.org/officeDocument/2006/relationships" xmlns:m="http://schemas.openxmlformats.org/officeDocument/2006/math" xmlns:v="urn:schemas-microsoft-com:vml" xmlns:wp14="http://schemas.microsoft.com/office/word/2010/wordprocessingDrawing" xmlns:wp="http://schemas.openxmlformats.org/drawingml/2006/wordprocessingDrawing" xmlns:w10="urn:schemas-microsoft-com:office:word" xmlns:w="http://schemas.openxmlformats.org/wordprocessingml/2006/main" xmlns:w14="http://schemas.microsoft.com/office/word/2010/wordml" xmlns:w15="http://schemas.microsoft.com/office/word/2012/wordml" xmlns:w16cex="http://schemas.microsoft.com/office/word/2018/wordml/cex" xmlns:w16cid="http://schemas.microsoft.com/office/word/2016/wordml/cid" xmlns:w16="http://schemas.microsoft.com/office/word/2018/wordml" xmlns:w16sdtdh="http://schemas.microsoft.com/office/word/2020/wordml/sdtdatahash" xmlns:w16se="http://schemas.microsoft.com/office/word/2015/wordml/symex" xmlns:wpg="http://schemas.microsoft.com/office/word/2010/wordprocessingGroup" xmlns:wpi="http://schemas.microsoft.com/office/word/2010/wordprocessingInk" xmlns:wne="http://schemas.microsoft.com/office/word/2006/wordml" xmlns:wps="http://schemas.microsoft.com/office/word/2010/wordprocessingShape" mc:Ignorable="w14 w15 w16se w16cid w16 w16cex w16sdtdh wp14">
+<w:document xmlns:wpc="http://schemas.microsoft.com/office/word/2010/wordprocessingCanvas" xmlns:cx="http://schemas.microsoft.com/office/drawing/2014/chartex" xmlns:cx1="http://schemas.microsoft.com/office/drawing/2015/9/8/chartex" xmlns:cx2="http://schemas.microsoft.com/office/drawing/2015/10/21/chartex" xmlns:cx3="http://schemas.microsoft.com/office/drawing/2016/5/9/chartex" xmlns:cx4="http://schemas.microsoft.com/office/drawing/2016/5/10/chartex" xmlns:cx5="http://schemas.microsoft.com/office/drawing/2016/5/11/chartex" xmlns:cx6="http://schemas.microsoft.com/office/drawing/2016/5/12/chartex" xmlns:cx7="http://schemas.microsoft.com/office/drawing/2016/5/13/chartex" xmlns:cx8="http://schemas.microsoft.com/office/drawing/2016/5/14/chartex" xmlns:mc="http://schemas.openxmlformats.org/markup-compatibility/2006" xmlns:aink="http://schemas.microsoft.com/office/drawing/2016/ink" xmlns:am3d="http://schemas.microsoft.com/office/drawing/2017/model3d" xmlns:o="urn:schemas-microsoft-com:office:office" xmlns:r="http://schemas.openxmlformats.org/officeDocument/2006/relationships" xmlns:m="http://schemas.openxmlformats.org/officeDocument/2006/math" xmlns:v="urn:schemas-microsoft-com:vml" xmlns:wp14="http://schemas.microsoft.com/office/word/2010/wordprocessingDrawing" xmlns:wp="http://schemas.openxmlformats.org/drawingml/2006/wordprocessingDrawing" xmlns:w10="urn:schemas-microsoft-com:office:word" xmlns:w="http://schemas.openxmlformats.org/wordprocessingml/2006/main" xmlns:w14="http://schemas.microsoft.com/office/word/2010/wordml" xmlns:w15="http://schemas.microsoft.com/office/word/2012/wordml" xmlns:w16cid="http://schemas.microsoft.com/office/word/2016/wordml/cid" xmlns:w16se="http://schemas.microsoft.com/office/word/2015/wordml/symex" xmlns:wpg="http://schemas.microsoft.com/office/word/2010/wordprocessingGroup" xmlns:wpi="http://schemas.microsoft.com/office/word/2010/wordprocessingInk" xmlns:wne="http://schemas.microsoft.com/office/word/2006/wordml" xmlns:wps="http://schemas.microsoft.com/office/word/2010/wordprocessingShape" mc:Ignorable="w14 w15 w16se w16cid wp14">
   <w:body>
-    <w:p/>
+    <w:p>
+      <w:bookmarkStart w:id="0" w:name="_GoBack"/>
+      <w:bookmarkEnd w:id="0"/>
+    </w:p>
     <w:sectPr>
       <w:headerReference w:type="even" r:id="rId6"/>
       <w:headerReference w:type="default" r:id="rId7"/>
@@ -20,7 +23,7 @@
 </file>
 
 <file path=word/endnotes.xml><?xml version="1.0" encoding="utf-8"?>
-<w:endnotes xmlns:wpc="http://schemas.microsoft.com/office/word/2010/wordprocessingCanvas" xmlns:cx="http://schemas.microsoft.com/office/drawing/2014/chartex" xmlns:cx1="http://schemas.microsoft.com/office/drawing/2015/9/8/chartex" xmlns:cx2="http://schemas.microsoft.com/office/drawing/2015/10/21/chartex" xmlns:cx3="http://schemas.microsoft.com/office/drawing/2016/5/9/chartex" xmlns:cx4="http://schemas.microsoft.com/office/drawing/2016/5/10/chartex" xmlns:cx5="http://schemas.microsoft.com/office/drawing/2016/5/11/chartex" xmlns:cx6="http://schemas.microsoft.com/office/drawing/2016/5/12/chartex" xmlns:cx7="http://schemas.microsoft.com/office/drawing/2016/5/13/chartex" xmlns:cx8="http://schemas.microsoft.com/office/drawing/2016/5/14/chartex" xmlns:mc="http://schemas.openxmlformats.org/markup-compatibility/2006" xmlns:aink="http://schemas.microsoft.com/office/drawing/2016/ink" xmlns:am3d="http://schemas.microsoft.com/office/drawing/2017/model3d" xmlns:o="urn:schemas-microsoft-com:office:office" xmlns:oel="http://schemas.microsoft.com/office/2019/extlst" xmlns:r="http://schemas.openxmlformats.org/officeDocument/2006/relationships" xmlns:m="http://schemas.openxmlformats.org/officeDocument/2006/math" xmlns:v="urn:schemas-microsoft-com:vml" xmlns:wp14="http://schemas.microsoft.com/office/word/2010/wordprocessingDrawing" xmlns:wp="http://schemas.openxmlformats.org/drawingml/2006/wordprocessingDrawing" xmlns:w10="urn:schemas-microsoft-com:office:word" xmlns:w="http://schemas.openxmlformats.org/wordprocessingml/2006/main" xmlns:w14="http://schemas.microsoft.com/office/word/2010/wordml" xmlns:w15="http://schemas.microsoft.com/office/word/2012/wordml" xmlns:w16cex="http://schemas.microsoft.com/office/word/2018/wordml/cex" xmlns:w16cid="http://schemas.microsoft.com/office/word/2016/wordml/cid" xmlns:w16="http://schemas.microsoft.com/office/word/2018/wordml" xmlns:w16sdtdh="http://schemas.microsoft.com/office/word/2020/wordml/sdtdatahash" xmlns:w16se="http://schemas.microsoft.com/office/word/2015/wordml/symex" xmlns:wpg="http://schemas.microsoft.com/office/word/2010/wordprocessingGroup" xmlns:wpi="http://schemas.microsoft.com/office/word/2010/wordprocessingInk" xmlns:wne="http://schemas.microsoft.com/office/word/2006/wordml" xmlns:wps="http://schemas.microsoft.com/office/word/2010/wordprocessingShape" mc:Ignorable="w14 w15 w16se w16cid w16 w16cex w16sdtdh wp14">
+<w:endnotes xmlns:wpc="http://schemas.microsoft.com/office/word/2010/wordprocessingCanvas" xmlns:cx="http://schemas.microsoft.com/office/drawing/2014/chartex" xmlns:cx1="http://schemas.microsoft.com/office/drawing/2015/9/8/chartex" xmlns:cx2="http://schemas.microsoft.com/office/drawing/2015/10/21/chartex" xmlns:cx3="http://schemas.microsoft.com/office/drawing/2016/5/9/chartex" xmlns:cx4="http://schemas.microsoft.com/office/drawing/2016/5/10/chartex" xmlns:cx5="http://schemas.microsoft.com/office/drawing/2016/5/11/chartex" xmlns:cx6="http://schemas.microsoft.com/office/drawing/2016/5/12/chartex" xmlns:cx7="http://schemas.microsoft.com/office/drawing/2016/5/13/chartex" xmlns:cx8="http://schemas.microsoft.com/office/drawing/2016/5/14/chartex" xmlns:mc="http://schemas.openxmlformats.org/markup-compatibility/2006" xmlns:aink="http://schemas.microsoft.com/office/drawing/2016/ink" xmlns:am3d="http://schemas.microsoft.com/office/drawing/2017/model3d" xmlns:o="urn:schemas-microsoft-com:office:office" xmlns:r="http://schemas.openxmlformats.org/officeDocument/2006/relationships" xmlns:m="http://schemas.openxmlformats.org/officeDocument/2006/math" xmlns:v="urn:schemas-microsoft-com:vml" xmlns:wp14="http://schemas.microsoft.com/office/word/2010/wordprocessingDrawing" xmlns:wp="http://schemas.openxmlformats.org/drawingml/2006/wordprocessingDrawing" xmlns:w10="urn:schemas-microsoft-com:office:word" xmlns:w="http://schemas.openxmlformats.org/wordprocessingml/2006/main" xmlns:w14="http://schemas.microsoft.com/office/word/2010/wordml" xmlns:w15="http://schemas.microsoft.com/office/word/2012/wordml" xmlns:w16cid="http://schemas.microsoft.com/office/word/2016/wordml/cid" xmlns:w16se="http://schemas.microsoft.com/office/word/2015/wordml/symex" xmlns:wpg="http://schemas.microsoft.com/office/word/2010/wordprocessingGroup" xmlns:wpi="http://schemas.microsoft.com/office/word/2010/wordprocessingInk" xmlns:wne="http://schemas.microsoft.com/office/word/2006/wordml" xmlns:wps="http://schemas.microsoft.com/office/word/2010/wordprocessingShape" mc:Ignorable="w14 w15 w16se w16cid wp14">
   <w:endnote w:type="separator" w:id="-1">
     <w:p>
       <w:pPr>
@@ -45,7 +48,7 @@
 </file>
 
 <file path=word/footer1.xml><?xml version="1.0" encoding="utf-8"?>
-<w:ftr xmlns:wpc="http://schemas.microsoft.com/office/word/2010/wordprocessingCanvas" xmlns:cx="http://schemas.microsoft.com/office/drawing/2014/chartex" xmlns:cx1="http://schemas.microsoft.com/office/drawing/2015/9/8/chartex" xmlns:cx2="http://schemas.microsoft.com/office/drawing/2015/10/21/chartex" xmlns:cx3="http://schemas.microsoft.com/office/drawing/2016/5/9/chartex" xmlns:cx4="http://schemas.microsoft.com/office/drawing/2016/5/10/chartex" xmlns:cx5="http://schemas.microsoft.com/office/drawing/2016/5/11/chartex" xmlns:cx6="http://schemas.microsoft.com/office/drawing/2016/5/12/chartex" xmlns:cx7="http://schemas.microsoft.com/office/drawing/2016/5/13/chartex" xmlns:cx8="http://schemas.microsoft.com/office/drawing/2016/5/14/chartex" xmlns:mc="http://schemas.openxmlformats.org/markup-compatibility/2006" xmlns:aink="http://schemas.microsoft.com/office/drawing/2016/ink" xmlns:am3d="http://schemas.microsoft.com/office/drawing/2017/model3d" xmlns:o="urn:schemas-microsoft-com:office:office" xmlns:oel="http://schemas.microsoft.com/office/2019/extlst" xmlns:r="http://schemas.openxmlformats.org/officeDocument/2006/relationships" xmlns:m="http://schemas.openxmlformats.org/officeDocument/2006/math" xmlns:v="urn:schemas-microsoft-com:vml" xmlns:wp14="http://schemas.microsoft.com/office/word/2010/wordprocessingDrawing" xmlns:wp="http://schemas.openxmlformats.org/drawingml/2006/wordprocessingDrawing" xmlns:w10="urn:schemas-microsoft-com:office:word" xmlns:w="http://schemas.openxmlformats.org/wordprocessingml/2006/main" xmlns:w14="http://schemas.microsoft.com/office/word/2010/wordml" xmlns:w15="http://schemas.microsoft.com/office/word/2012/wordml" xmlns:w16cex="http://schemas.microsoft.com/office/word/2018/wordml/cex" xmlns:w16cid="http://schemas.microsoft.com/office/word/2016/wordml/cid" xmlns:w16="http://schemas.microsoft.com/office/word/2018/wordml" xmlns:w16sdtdh="http://schemas.microsoft.com/office/word/2020/wordml/sdtdatahash" xmlns:w16se="http://schemas.microsoft.com/office/word/2015/wordml/symex" xmlns:wpg="http://schemas.microsoft.com/office/word/2010/wordprocessingGroup" xmlns:wpi="http://schemas.microsoft.com/office/word/2010/wordprocessingInk" xmlns:wne="http://schemas.microsoft.com/office/word/2006/wordml" xmlns:wps="http://schemas.microsoft.com/office/word/2010/wordprocessingShape" mc:Ignorable="w14 w15 w16se w16cid w16 w16cex w16sdtdh wp14">
+<w:ftr xmlns:wpc="http://schemas.microsoft.com/office/word/2010/wordprocessingCanvas" xmlns:cx="http://schemas.microsoft.com/office/drawing/2014/chartex" xmlns:cx1="http://schemas.microsoft.com/office/drawing/2015/9/8/chartex" xmlns:cx2="http://schemas.microsoft.com/office/drawing/2015/10/21/chartex" xmlns:cx3="http://schemas.microsoft.com/office/drawing/2016/5/9/chartex" xmlns:cx4="http://schemas.microsoft.com/office/drawing/2016/5/10/chartex" xmlns:cx5="http://schemas.microsoft.com/office/drawing/2016/5/11/chartex" xmlns:cx6="http://schemas.microsoft.com/office/drawing/2016/5/12/chartex" xmlns:cx7="http://schemas.microsoft.com/office/drawing/2016/5/13/chartex" xmlns:cx8="http://schemas.microsoft.com/office/drawing/2016/5/14/chartex" xmlns:mc="http://schemas.openxmlformats.org/markup-compatibility/2006" xmlns:aink="http://schemas.microsoft.com/office/drawing/2016/ink" xmlns:am3d="http://schemas.microsoft.com/office/drawing/2017/model3d" xmlns:o="urn:schemas-microsoft-com:office:office" xmlns:r="http://schemas.openxmlformats.org/officeDocument/2006/relationships" xmlns:m="http://schemas.openxmlformats.org/officeDocument/2006/math" xmlns:v="urn:schemas-microsoft-com:vml" xmlns:wp14="http://schemas.microsoft.com/office/word/2010/wordprocessingDrawing" xmlns:wp="http://schemas.openxmlformats.org/drawingml/2006/wordprocessingDrawing" xmlns:w10="urn:schemas-microsoft-com:office:word" xmlns:w="http://schemas.openxmlformats.org/wordprocessingml/2006/main" xmlns:w14="http://schemas.microsoft.com/office/word/2010/wordml" xmlns:w15="http://schemas.microsoft.com/office/word/2012/wordml" xmlns:w16cid="http://schemas.microsoft.com/office/word/2016/wordml/cid" xmlns:w16se="http://schemas.microsoft.com/office/word/2015/wordml/symex" xmlns:wpg="http://schemas.microsoft.com/office/word/2010/wordprocessingGroup" xmlns:wpi="http://schemas.microsoft.com/office/word/2010/wordprocessingInk" xmlns:wne="http://schemas.microsoft.com/office/word/2006/wordml" xmlns:wps="http://schemas.microsoft.com/office/word/2010/wordprocessingShape" mc:Ignorable="w14 w15 w16se w16cid wp14">
   <w:p>
     <w:pPr>
       <w:pStyle w:val="Piedepgina"/>
@@ -55,7 +58,7 @@
 </file>
 
 <file path=word/footer2.xml><?xml version="1.0" encoding="utf-8"?>
-<w:ftr xmlns:wpc="http://schemas.microsoft.com/office/word/2010/wordprocessingCanvas" xmlns:cx="http://schemas.microsoft.com/office/drawing/2014/chartex" xmlns:cx1="http://schemas.microsoft.com/office/drawing/2015/9/8/chartex" xmlns:cx2="http://schemas.microsoft.com/office/drawing/2015/10/21/chartex" xmlns:cx3="http://schemas.microsoft.com/office/drawing/2016/5/9/chartex" xmlns:cx4="http://schemas.microsoft.com/office/drawing/2016/5/10/chartex" xmlns:cx5="http://schemas.microsoft.com/office/drawing/2016/5/11/chartex" xmlns:cx6="http://schemas.microsoft.com/office/drawing/2016/5/12/chartex" xmlns:cx7="http://schemas.microsoft.com/office/drawing/2016/5/13/chartex" xmlns:cx8="http://schemas.microsoft.com/office/drawing/2016/5/14/chartex" xmlns:mc="http://schemas.openxmlformats.org/markup-compatibility/2006" xmlns:aink="http://schemas.microsoft.com/office/drawing/2016/ink" xmlns:am3d="http://schemas.microsoft.com/office/drawing/2017/model3d" xmlns:o="urn:schemas-microsoft-com:office:office" xmlns:oel="http://schemas.microsoft.com/office/2019/extlst" xmlns:r="http://schemas.openxmlformats.org/officeDocument/2006/relationships" xmlns:m="http://schemas.openxmlformats.org/officeDocument/2006/math" xmlns:v="urn:schemas-microsoft-com:vml" xmlns:wp14="http://schemas.microsoft.com/office/word/2010/wordprocessingDrawing" xmlns:wp="http://schemas.openxmlformats.org/drawingml/2006/wordprocessingDrawing" xmlns:w10="urn:schemas-microsoft-com:office:word" xmlns:w="http://schemas.openxmlformats.org/wordprocessingml/2006/main" xmlns:w14="http://schemas.microsoft.com/office/word/2010/wordml" xmlns:w15="http://schemas.microsoft.com/office/word/2012/wordml" xmlns:w16cex="http://schemas.microsoft.com/office/word/2018/wordml/cex" xmlns:w16cid="http://schemas.microsoft.com/office/word/2016/wordml/cid" xmlns:w16="http://schemas.microsoft.com/office/word/2018/wordml" xmlns:w16sdtdh="http://schemas.microsoft.com/office/word/2020/wordml/sdtdatahash" xmlns:w16se="http://schemas.microsoft.com/office/word/2015/wordml/symex" xmlns:wpg="http://schemas.microsoft.com/office/word/2010/wordprocessingGroup" xmlns:wpi="http://schemas.microsoft.com/office/word/2010/wordprocessingInk" xmlns:wne="http://schemas.microsoft.com/office/word/2006/wordml" xmlns:wps="http://schemas.microsoft.com/office/word/2010/wordprocessingShape" mc:Ignorable="w14 w15 w16se w16cid w16 w16cex w16sdtdh wp14">
+<w:ftr xmlns:wpc="http://schemas.microsoft.com/office/word/2010/wordprocessingCanvas" xmlns:cx="http://schemas.microsoft.com/office/drawing/2014/chartex" xmlns:cx1="http://schemas.microsoft.com/office/drawing/2015/9/8/chartex" xmlns:cx2="http://schemas.microsoft.com/office/drawing/2015/10/21/chartex" xmlns:cx3="http://schemas.microsoft.com/office/drawing/2016/5/9/chartex" xmlns:cx4="http://schemas.microsoft.com/office/drawing/2016/5/10/chartex" xmlns:cx5="http://schemas.microsoft.com/office/drawing/2016/5/11/chartex" xmlns:cx6="http://schemas.microsoft.com/office/drawing/2016/5/12/chartex" xmlns:cx7="http://schemas.microsoft.com/office/drawing/2016/5/13/chartex" xmlns:cx8="http://schemas.microsoft.com/office/drawing/2016/5/14/chartex" xmlns:mc="http://schemas.openxmlformats.org/markup-compatibility/2006" xmlns:aink="http://schemas.microsoft.com/office/drawing/2016/ink" xmlns:am3d="http://schemas.microsoft.com/office/drawing/2017/model3d" xmlns:o="urn:schemas-microsoft-com:office:office" xmlns:r="http://schemas.openxmlformats.org/officeDocument/2006/relationships" xmlns:m="http://schemas.openxmlformats.org/officeDocument/2006/math" xmlns:v="urn:schemas-microsoft-com:vml" xmlns:wp14="http://schemas.microsoft.com/office/word/2010/wordprocessingDrawing" xmlns:wp="http://schemas.openxmlformats.org/drawingml/2006/wordprocessingDrawing" xmlns:w10="urn:schemas-microsoft-com:office:word" xmlns:w="http://schemas.openxmlformats.org/wordprocessingml/2006/main" xmlns:w14="http://schemas.microsoft.com/office/word/2010/wordml" xmlns:w15="http://schemas.microsoft.com/office/word/2012/wordml" xmlns:w16cid="http://schemas.microsoft.com/office/word/2016/wordml/cid" xmlns:w16se="http://schemas.microsoft.com/office/word/2015/wordml/symex" xmlns:wpg="http://schemas.microsoft.com/office/word/2010/wordprocessingGroup" xmlns:wpi="http://schemas.microsoft.com/office/word/2010/wordprocessingInk" xmlns:wne="http://schemas.microsoft.com/office/word/2006/wordml" xmlns:wps="http://schemas.microsoft.com/office/word/2010/wordprocessingShape" mc:Ignorable="w14 w15 w16se w16cid wp14">
   <w:p>
     <w:pPr>
       <w:pStyle w:val="Piedepgina"/>
@@ -65,7 +68,7 @@
 </file>
 
 <file path=word/footer3.xml><?xml version="1.0" encoding="utf-8"?>
-<w:ftr xmlns:wpc="http://schemas.microsoft.com/office/word/2010/wordprocessingCanvas" xmlns:cx="http://schemas.microsoft.com/office/drawing/2014/chartex" xmlns:cx1="http://schemas.microsoft.com/office/drawing/2015/9/8/chartex" xmlns:cx2="http://schemas.microsoft.com/office/drawing/2015/10/21/chartex" xmlns:cx3="http://schemas.microsoft.com/office/drawing/2016/5/9/chartex" xmlns:cx4="http://schemas.microsoft.com/office/drawing/2016/5/10/chartex" xmlns:cx5="http://schemas.microsoft.com/office/drawing/2016/5/11/chartex" xmlns:cx6="http://schemas.microsoft.com/office/drawing/2016/5/12/chartex" xmlns:cx7="http://schemas.microsoft.com/office/drawing/2016/5/13/chartex" xmlns:cx8="http://schemas.microsoft.com/office/drawing/2016/5/14/chartex" xmlns:mc="http://schemas.openxmlformats.org/markup-compatibility/2006" xmlns:aink="http://schemas.microsoft.com/office/drawing/2016/ink" xmlns:am3d="http://schemas.microsoft.com/office/drawing/2017/model3d" xmlns:o="urn:schemas-microsoft-com:office:office" xmlns:oel="http://schemas.microsoft.com/office/2019/extlst" xmlns:r="http://schemas.openxmlformats.org/officeDocument/2006/relationships" xmlns:m="http://schemas.openxmlformats.org/officeDocument/2006/math" xmlns:v="urn:schemas-microsoft-com:vml" xmlns:wp14="http://schemas.microsoft.com/office/word/2010/wordprocessingDrawing" xmlns:wp="http://schemas.openxmlformats.org/drawingml/2006/wordprocessingDrawing" xmlns:w10="urn:schemas-microsoft-com:office:word" xmlns:w="http://schemas.openxmlformats.org/wordprocessingml/2006/main" xmlns:w14="http://schemas.microsoft.com/office/word/2010/wordml" xmlns:w15="http://schemas.microsoft.com/office/word/2012/wordml" xmlns:w16cex="http://schemas.microsoft.com/office/word/2018/wordml/cex" xmlns:w16cid="http://schemas.microsoft.com/office/word/2016/wordml/cid" xmlns:w16="http://schemas.microsoft.com/office/word/2018/wordml" xmlns:w16sdtdh="http://schemas.microsoft.com/office/word/2020/wordml/sdtdatahash" xmlns:w16se="http://schemas.microsoft.com/office/word/2015/wordml/symex" xmlns:wpg="http://schemas.microsoft.com/office/word/2010/wordprocessingGroup" xmlns:wpi="http://schemas.microsoft.com/office/word/2010/wordprocessingInk" xmlns:wne="http://schemas.microsoft.com/office/word/2006/wordml" xmlns:wps="http://schemas.microsoft.com/office/word/2010/wordprocessingShape" mc:Ignorable="w14 w15 w16se w16cid w16 w16cex w16sdtdh wp14">
+<w:ftr xmlns:wpc="http://schemas.microsoft.com/office/word/2010/wordprocessingCanvas" xmlns:cx="http://schemas.microsoft.com/office/drawing/2014/chartex" xmlns:cx1="http://schemas.microsoft.com/office/drawing/2015/9/8/chartex" xmlns:cx2="http://schemas.microsoft.com/office/drawing/2015/10/21/chartex" xmlns:cx3="http://schemas.microsoft.com/office/drawing/2016/5/9/chartex" xmlns:cx4="http://schemas.microsoft.com/office/drawing/2016/5/10/chartex" xmlns:cx5="http://schemas.microsoft.com/office/drawing/2016/5/11/chartex" xmlns:cx6="http://schemas.microsoft.com/office/drawing/2016/5/12/chartex" xmlns:cx7="http://schemas.microsoft.com/office/drawing/2016/5/13/chartex" xmlns:cx8="http://schemas.microsoft.com/office/drawing/2016/5/14/chartex" xmlns:mc="http://schemas.openxmlformats.org/markup-compatibility/2006" xmlns:aink="http://schemas.microsoft.com/office/drawing/2016/ink" xmlns:am3d="http://schemas.microsoft.com/office/drawing/2017/model3d" xmlns:o="urn:schemas-microsoft-com:office:office" xmlns:r="http://schemas.openxmlformats.org/officeDocument/2006/relationships" xmlns:m="http://schemas.openxmlformats.org/officeDocument/2006/math" xmlns:v="urn:schemas-microsoft-com:vml" xmlns:wp14="http://schemas.microsoft.com/office/word/2010/wordprocessingDrawing" xmlns:wp="http://schemas.openxmlformats.org/drawingml/2006/wordprocessingDrawing" xmlns:w10="urn:schemas-microsoft-com:office:word" xmlns:w="http://schemas.openxmlformats.org/wordprocessingml/2006/main" xmlns:w14="http://schemas.microsoft.com/office/word/2010/wordml" xmlns:w15="http://schemas.microsoft.com/office/word/2012/wordml" xmlns:w16cid="http://schemas.microsoft.com/office/word/2016/wordml/cid" xmlns:w16se="http://schemas.microsoft.com/office/word/2015/wordml/symex" xmlns:wpg="http://schemas.microsoft.com/office/word/2010/wordprocessingGroup" xmlns:wpi="http://schemas.microsoft.com/office/word/2010/wordprocessingInk" xmlns:wne="http://schemas.microsoft.com/office/word/2006/wordml" xmlns:wps="http://schemas.microsoft.com/office/word/2010/wordprocessingShape" mc:Ignorable="w14 w15 w16se w16cid wp14">
   <w:p>
     <w:pPr>
       <w:pStyle w:val="Piedepgina"/>
@@ -75,7 +78,7 @@
 </file>
 
 <file path=word/footnotes.xml><?xml version="1.0" encoding="utf-8"?>
-<w:footnotes xmlns:wpc="http://schemas.microsoft.com/office/word/2010/wordprocessingCanvas" xmlns:cx="http://schemas.microsoft.com/office/drawing/2014/chartex" xmlns:cx1="http://schemas.microsoft.com/office/drawing/2015/9/8/chartex" xmlns:cx2="http://schemas.microsoft.com/office/drawing/2015/10/21/chartex" xmlns:cx3="http://schemas.microsoft.com/office/drawing/2016/5/9/chartex" xmlns:cx4="http://schemas.microsoft.com/office/drawing/2016/5/10/chartex" xmlns:cx5="http://schemas.microsoft.com/office/drawing/2016/5/11/chartex" xmlns:cx6="http://schemas.microsoft.com/office/drawing/2016/5/12/chartex" xmlns:cx7="http://schemas.microsoft.com/office/drawing/2016/5/13/chartex" xmlns:cx8="http://schemas.microsoft.com/office/drawing/2016/5/14/chartex" xmlns:mc="http://schemas.openxmlformats.org/markup-compatibility/2006" xmlns:aink="http://schemas.microsoft.com/office/drawing/2016/ink" xmlns:am3d="http://schemas.microsoft.com/office/drawing/2017/model3d" xmlns:o="urn:schemas-microsoft-com:office:office" xmlns:oel="http://schemas.microsoft.com/office/2019/extlst" xmlns:r="http://schemas.openxmlformats.org/officeDocument/2006/relationships" xmlns:m="http://schemas.openxmlformats.org/officeDocument/2006/math" xmlns:v="urn:schemas-microsoft-com:vml" xmlns:wp14="http://schemas.microsoft.com/office/word/2010/wordprocessingDrawing" xmlns:wp="http://schemas.openxmlformats.org/drawingml/2006/wordprocessingDrawing" xmlns:w10="urn:schemas-microsoft-com:office:word" xmlns:w="http://schemas.openxmlformats.org/wordprocessingml/2006/main" xmlns:w14="http://schemas.microsoft.com/office/word/2010/wordml" xmlns:w15="http://schemas.microsoft.com/office/word/2012/wordml" xmlns:w16cex="http://schemas.microsoft.com/office/word/2018/wordml/cex" xmlns:w16cid="http://schemas.microsoft.com/office/word/2016/wordml/cid" xmlns:w16="http://schemas.microsoft.com/office/word/2018/wordml" xmlns:w16sdtdh="http://schemas.microsoft.com/office/word/2020/wordml/sdtdatahash" xmlns:w16se="http://schemas.microsoft.com/office/word/2015/wordml/symex" xmlns:wpg="http://schemas.microsoft.com/office/word/2010/wordprocessingGroup" xmlns:wpi="http://schemas.microsoft.com/office/word/2010/wordprocessingInk" xmlns:wne="http://schemas.microsoft.com/office/word/2006/wordml" xmlns:wps="http://schemas.microsoft.com/office/word/2010/wordprocessingShape" mc:Ignorable="w14 w15 w16se w16cid w16 w16cex w16sdtdh wp14">
+<w:footnotes xmlns:wpc="http://schemas.microsoft.com/office/word/2010/wordprocessingCanvas" xmlns:cx="http://schemas.microsoft.com/office/drawing/2014/chartex" xmlns:cx1="http://schemas.microsoft.com/office/drawing/2015/9/8/chartex" xmlns:cx2="http://schemas.microsoft.com/office/drawing/2015/10/21/chartex" xmlns:cx3="http://schemas.microsoft.com/office/drawing/2016/5/9/chartex" xmlns:cx4="http://schemas.microsoft.com/office/drawing/2016/5/10/chartex" xmlns:cx5="http://schemas.microsoft.com/office/drawing/2016/5/11/chartex" xmlns:cx6="http://schemas.microsoft.com/office/drawing/2016/5/12/chartex" xmlns:cx7="http://schemas.microsoft.com/office/drawing/2016/5/13/chartex" xmlns:cx8="http://schemas.microsoft.com/office/drawing/2016/5/14/chartex" xmlns:mc="http://schemas.openxmlformats.org/markup-compatibility/2006" xmlns:aink="http://schemas.microsoft.com/office/drawing/2016/ink" xmlns:am3d="http://schemas.microsoft.com/office/drawing/2017/model3d" xmlns:o="urn:schemas-microsoft-com:office:office" xmlns:r="http://schemas.openxmlformats.org/officeDocument/2006/relationships" xmlns:m="http://schemas.openxmlformats.org/officeDocument/2006/math" xmlns:v="urn:schemas-microsoft-com:vml" xmlns:wp14="http://schemas.microsoft.com/office/word/2010/wordprocessingDrawing" xmlns:wp="http://schemas.openxmlformats.org/drawingml/2006/wordprocessingDrawing" xmlns:w10="urn:schemas-microsoft-com:office:word" xmlns:w="http://schemas.openxmlformats.org/wordprocessingml/2006/main" xmlns:w14="http://schemas.microsoft.com/office/word/2010/wordml" xmlns:w15="http://schemas.microsoft.com/office/word/2012/wordml" xmlns:w16cid="http://schemas.microsoft.com/office/word/2016/wordml/cid" xmlns:w16se="http://schemas.microsoft.com/office/word/2015/wordml/symex" xmlns:wpg="http://schemas.microsoft.com/office/word/2010/wordprocessingGroup" xmlns:wpi="http://schemas.microsoft.com/office/word/2010/wordprocessingInk" xmlns:wne="http://schemas.microsoft.com/office/word/2006/wordml" xmlns:wps="http://schemas.microsoft.com/office/word/2010/wordprocessingShape" mc:Ignorable="w14 w15 w16se w16cid wp14">
   <w:footnote w:type="separator" w:id="-1">
     <w:p>
       <w:pPr>
@@ -100,7 +103,7 @@
 </file>
 
 <file path=word/header1.xml><?xml version="1.0" encoding="utf-8"?>
-<w:hdr xmlns:wpc="http://schemas.microsoft.com/office/word/2010/wordprocessingCanvas" xmlns:cx="http://schemas.microsoft.com/office/drawing/2014/chartex" xmlns:cx1="http://schemas.microsoft.com/office/drawing/2015/9/8/chartex" xmlns:cx2="http://schemas.microsoft.com/office/drawing/2015/10/21/chartex" xmlns:cx3="http://schemas.microsoft.com/office/drawing/2016/5/9/chartex" xmlns:cx4="http://schemas.microsoft.com/office/drawing/2016/5/10/chartex" xmlns:cx5="http://schemas.microsoft.com/office/drawing/2016/5/11/chartex" xmlns:cx6="http://schemas.microsoft.com/office/drawing/2016/5/12/chartex" xmlns:cx7="http://schemas.microsoft.com/office/drawing/2016/5/13/chartex" xmlns:cx8="http://schemas.microsoft.com/office/drawing/2016/5/14/chartex" xmlns:mc="http://schemas.openxmlformats.org/markup-compatibility/2006" xmlns:aink="http://schemas.microsoft.com/office/drawing/2016/ink" xmlns:am3d="http://schemas.microsoft.com/office/drawing/2017/model3d" xmlns:o="urn:schemas-microsoft-com:office:office" xmlns:oel="http://schemas.microsoft.com/office/2019/extlst" xmlns:r="http://schemas.openxmlformats.org/officeDocument/2006/relationships" xmlns:m="http://schemas.openxmlformats.org/officeDocument/2006/math" xmlns:v="urn:schemas-microsoft-com:vml" xmlns:wp14="http://schemas.microsoft.com/office/word/2010/wordprocessingDrawing" xmlns:wp="http://schemas.openxmlformats.org/drawingml/2006/wordprocessingDrawing" xmlns:w10="urn:schemas-microsoft-com:office:word" xmlns:w="http://schemas.openxmlformats.org/wordprocessingml/2006/main" xmlns:w14="http://schemas.microsoft.com/office/word/2010/wordml" xmlns:w15="http://schemas.microsoft.com/office/word/2012/wordml" xmlns:w16cex="http://schemas.microsoft.com/office/word/2018/wordml/cex" xmlns:w16cid="http://schemas.microsoft.com/office/word/2016/wordml/cid" xmlns:w16="http://schemas.microsoft.com/office/word/2018/wordml" xmlns:w16sdtdh="http://schemas.microsoft.com/office/word/2020/wordml/sdtdatahash" xmlns:w16se="http://schemas.microsoft.com/office/word/2015/wordml/symex" xmlns:wpg="http://schemas.microsoft.com/office/word/2010/wordprocessingGroup" xmlns:wpi="http://schemas.microsoft.com/office/word/2010/wordprocessingInk" xmlns:wne="http://schemas.microsoft.com/office/word/2006/wordml" xmlns:wps="http://schemas.microsoft.com/office/word/2010/wordprocessingShape" mc:Ignorable="w14 w15 w16se w16cid w16 w16cex w16sdtdh wp14">
+<w:hdr xmlns:wpc="http://schemas.microsoft.com/office/word/2010/wordprocessingCanvas" xmlns:cx="http://schemas.microsoft.com/office/drawing/2014/chartex" xmlns:cx1="http://schemas.microsoft.com/office/drawing/2015/9/8/chartex" xmlns:cx2="http://schemas.microsoft.com/office/drawing/2015/10/21/chartex" xmlns:cx3="http://schemas.microsoft.com/office/drawing/2016/5/9/chartex" xmlns:cx4="http://schemas.microsoft.com/office/drawing/2016/5/10/chartex" xmlns:cx5="http://schemas.microsoft.com/office/drawing/2016/5/11/chartex" xmlns:cx6="http://schemas.microsoft.com/office/drawing/2016/5/12/chartex" xmlns:cx7="http://schemas.microsoft.com/office/drawing/2016/5/13/chartex" xmlns:cx8="http://schemas.microsoft.com/office/drawing/2016/5/14/chartex" xmlns:mc="http://schemas.openxmlformats.org/markup-compatibility/2006" xmlns:aink="http://schemas.microsoft.com/office/drawing/2016/ink" xmlns:am3d="http://schemas.microsoft.com/office/drawing/2017/model3d" xmlns:o="urn:schemas-microsoft-com:office:office" xmlns:r="http://schemas.openxmlformats.org/officeDocument/2006/relationships" xmlns:m="http://schemas.openxmlformats.org/officeDocument/2006/math" xmlns:v="urn:schemas-microsoft-com:vml" xmlns:wp14="http://schemas.microsoft.com/office/word/2010/wordprocessingDrawing" xmlns:wp="http://schemas.openxmlformats.org/drawingml/2006/wordprocessingDrawing" xmlns:w10="urn:schemas-microsoft-com:office:word" xmlns:w="http://schemas.openxmlformats.org/wordprocessingml/2006/main" xmlns:w14="http://schemas.microsoft.com/office/word/2010/wordml" xmlns:w15="http://schemas.microsoft.com/office/word/2012/wordml" xmlns:w16cid="http://schemas.microsoft.com/office/word/2016/wordml/cid" xmlns:w16se="http://schemas.microsoft.com/office/word/2015/wordml/symex" xmlns:wpg="http://schemas.microsoft.com/office/word/2010/wordprocessingGroup" xmlns:wpi="http://schemas.microsoft.com/office/word/2010/wordprocessingInk" xmlns:wne="http://schemas.microsoft.com/office/word/2006/wordml" xmlns:wps="http://schemas.microsoft.com/office/word/2010/wordprocessingShape" mc:Ignorable="w14 w15 w16se w16cid wp14">
   <w:p>
     <w:pPr>
       <w:pStyle w:val="Encabezado"/>
@@ -109,7 +112,7 @@
       <w:rPr>
         <w:noProof/>
       </w:rPr>
-      <w:pict w14:anchorId="3EC00E50">
+      <w:pict>
         <v:shapetype id="_x0000_t75" coordsize="21600,21600" o:spt="75" o:preferrelative="t" path="m@4@5l@4@11@9@11@9@5xe" filled="f" stroked="f">
           <v:stroke joinstyle="miter"/>
           <v:formulas>
@@ -129,9 +132,8 @@
           <v:path o:extrusionok="f" gradientshapeok="t" o:connecttype="rect"/>
           <o:lock v:ext="edit" aspectratio="t"/>
         </v:shapetype>
-        <v:shape id="WordPictureWatermark640117188" o:spid="_x0000_s1026" type="#_x0000_t75" style="position:absolute;margin-left:0;margin-top:0;width:612pt;height:11in;z-index:-251657216;mso-position-horizontal:center;mso-position-horizontal-relative:margin;mso-position-vertical:center;mso-position-vertical-relative:margin" o:allowincell="f">
+        <v:shape id="WordPictureWatermark1670032" o:spid="_x0000_s2053" type="#_x0000_t75" style="position:absolute;margin-left:0;margin-top:0;width:612pt;height:11in;z-index:-251657216;mso-position-horizontal:center;mso-position-horizontal-relative:margin;mso-position-vertical:center;mso-position-vertical-relative:margin" o:allowincell="f">
           <v:imagedata r:id="rId1" o:title="Membrete PDI"/>
-          <w10:wrap anchorx="margin" anchory="margin"/>
         </v:shape>
       </w:pict>
     </w:r>
@@ -140,7 +142,7 @@
 </file>
 
 <file path=word/header2.xml><?xml version="1.0" encoding="utf-8"?>
-<w:hdr xmlns:wpc="http://schemas.microsoft.com/office/word/2010/wordprocessingCanvas" xmlns:cx="http://schemas.microsoft.com/office/drawing/2014/chartex" xmlns:cx1="http://schemas.microsoft.com/office/drawing/2015/9/8/chartex" xmlns:cx2="http://schemas.microsoft.com/office/drawing/2015/10/21/chartex" xmlns:cx3="http://schemas.microsoft.com/office/drawing/2016/5/9/chartex" xmlns:cx4="http://schemas.microsoft.com/office/drawing/2016/5/10/chartex" xmlns:cx5="http://schemas.microsoft.com/office/drawing/2016/5/11/chartex" xmlns:cx6="http://schemas.microsoft.com/office/drawing/2016/5/12/chartex" xmlns:cx7="http://schemas.microsoft.com/office/drawing/2016/5/13/chartex" xmlns:cx8="http://schemas.microsoft.com/office/drawing/2016/5/14/chartex" xmlns:mc="http://schemas.openxmlformats.org/markup-compatibility/2006" xmlns:aink="http://schemas.microsoft.com/office/drawing/2016/ink" xmlns:am3d="http://schemas.microsoft.com/office/drawing/2017/model3d" xmlns:o="urn:schemas-microsoft-com:office:office" xmlns:oel="http://schemas.microsoft.com/office/2019/extlst" xmlns:r="http://schemas.openxmlformats.org/officeDocument/2006/relationships" xmlns:m="http://schemas.openxmlformats.org/officeDocument/2006/math" xmlns:v="urn:schemas-microsoft-com:vml" xmlns:wp14="http://schemas.microsoft.com/office/word/2010/wordprocessingDrawing" xmlns:wp="http://schemas.openxmlformats.org/drawingml/2006/wordprocessingDrawing" xmlns:w10="urn:schemas-microsoft-com:office:word" xmlns:w="http://schemas.openxmlformats.org/wordprocessingml/2006/main" xmlns:w14="http://schemas.microsoft.com/office/word/2010/wordml" xmlns:w15="http://schemas.microsoft.com/office/word/2012/wordml" xmlns:w16cex="http://schemas.microsoft.com/office/word/2018/wordml/cex" xmlns:w16cid="http://schemas.microsoft.com/office/word/2016/wordml/cid" xmlns:w16="http://schemas.microsoft.com/office/word/2018/wordml" xmlns:w16sdtdh="http://schemas.microsoft.com/office/word/2020/wordml/sdtdatahash" xmlns:w16se="http://schemas.microsoft.com/office/word/2015/wordml/symex" xmlns:wpg="http://schemas.microsoft.com/office/word/2010/wordprocessingGroup" xmlns:wpi="http://schemas.microsoft.com/office/word/2010/wordprocessingInk" xmlns:wne="http://schemas.microsoft.com/office/word/2006/wordml" xmlns:wps="http://schemas.microsoft.com/office/word/2010/wordprocessingShape" mc:Ignorable="w14 w15 w16se w16cid w16 w16cex w16sdtdh wp14">
+<w:hdr xmlns:wpc="http://schemas.microsoft.com/office/word/2010/wordprocessingCanvas" xmlns:cx="http://schemas.microsoft.com/office/drawing/2014/chartex" xmlns:cx1="http://schemas.microsoft.com/office/drawing/2015/9/8/chartex" xmlns:cx2="http://schemas.microsoft.com/office/drawing/2015/10/21/chartex" xmlns:cx3="http://schemas.microsoft.com/office/drawing/2016/5/9/chartex" xmlns:cx4="http://schemas.microsoft.com/office/drawing/2016/5/10/chartex" xmlns:cx5="http://schemas.microsoft.com/office/drawing/2016/5/11/chartex" xmlns:cx6="http://schemas.microsoft.com/office/drawing/2016/5/12/chartex" xmlns:cx7="http://schemas.microsoft.com/office/drawing/2016/5/13/chartex" xmlns:cx8="http://schemas.microsoft.com/office/drawing/2016/5/14/chartex" xmlns:mc="http://schemas.openxmlformats.org/markup-compatibility/2006" xmlns:aink="http://schemas.microsoft.com/office/drawing/2016/ink" xmlns:am3d="http://schemas.microsoft.com/office/drawing/2017/model3d" xmlns:o="urn:schemas-microsoft-com:office:office" xmlns:r="http://schemas.openxmlformats.org/officeDocument/2006/relationships" xmlns:m="http://schemas.openxmlformats.org/officeDocument/2006/math" xmlns:v="urn:schemas-microsoft-com:vml" xmlns:wp14="http://schemas.microsoft.com/office/word/2010/wordprocessingDrawing" xmlns:wp="http://schemas.openxmlformats.org/drawingml/2006/wordprocessingDrawing" xmlns:w10="urn:schemas-microsoft-com:office:word" xmlns:w="http://schemas.openxmlformats.org/wordprocessingml/2006/main" xmlns:w14="http://schemas.microsoft.com/office/word/2010/wordml" xmlns:w15="http://schemas.microsoft.com/office/word/2012/wordml" xmlns:w16cid="http://schemas.microsoft.com/office/word/2016/wordml/cid" xmlns:w16se="http://schemas.microsoft.com/office/word/2015/wordml/symex" xmlns:wpg="http://schemas.microsoft.com/office/word/2010/wordprocessingGroup" xmlns:wpi="http://schemas.microsoft.com/office/word/2010/wordprocessingInk" xmlns:wne="http://schemas.microsoft.com/office/word/2006/wordml" xmlns:wps="http://schemas.microsoft.com/office/word/2010/wordprocessingShape" mc:Ignorable="w14 w15 w16se w16cid wp14">
   <w:p>
     <w:pPr>
       <w:pStyle w:val="Encabezado"/>
@@ -149,7 +151,7 @@
       <w:rPr>
         <w:noProof/>
       </w:rPr>
-      <w:pict w14:anchorId="68F1F1B2">
+      <w:pict>
         <v:shapetype id="_x0000_t75" coordsize="21600,21600" o:spt="75" o:preferrelative="t" path="m@4@5l@4@11@9@11@9@5xe" filled="f" stroked="f">
           <v:stroke joinstyle="miter"/>
           <v:formulas>
@@ -169,9 +171,8 @@
           <v:path o:extrusionok="f" gradientshapeok="t" o:connecttype="rect"/>
           <o:lock v:ext="edit" aspectratio="t"/>
         </v:shapetype>
-        <v:shape id="WordPictureWatermark640117189" o:spid="_x0000_s1027" type="#_x0000_t75" style="position:absolute;margin-left:0;margin-top:0;width:612pt;height:11in;z-index:-251656192;mso-position-horizontal:center;mso-position-horizontal-relative:margin;mso-position-vertical:center;mso-position-vertical-relative:margin" o:allowincell="f">
+        <v:shape id="WordPictureWatermark1670033" o:spid="_x0000_s2054" type="#_x0000_t75" style="position:absolute;margin-left:0;margin-top:0;width:612pt;height:11in;z-index:-251656192;mso-position-horizontal:center;mso-position-horizontal-relative:margin;mso-position-vertical:center;mso-position-vertical-relative:margin" o:allowincell="f">
           <v:imagedata r:id="rId1" o:title="Membrete PDI"/>
-          <w10:wrap anchorx="margin" anchory="margin"/>
         </v:shape>
       </w:pict>
     </w:r>
@@ -180,7 +181,7 @@
 </file>
 
 <file path=word/header3.xml><?xml version="1.0" encoding="utf-8"?>
-<w:hdr xmlns:wpc="http://schemas.microsoft.com/office/word/2010/wordprocessingCanvas" xmlns:cx="http://schemas.microsoft.com/office/drawing/2014/chartex" xmlns:cx1="http://schemas.microsoft.com/office/drawing/2015/9/8/chartex" xmlns:cx2="http://schemas.microsoft.com/office/drawing/2015/10/21/chartex" xmlns:cx3="http://schemas.microsoft.com/office/drawing/2016/5/9/chartex" xmlns:cx4="http://schemas.microsoft.com/office/drawing/2016/5/10/chartex" xmlns:cx5="http://schemas.microsoft.com/office/drawing/2016/5/11/chartex" xmlns:cx6="http://schemas.microsoft.com/office/drawing/2016/5/12/chartex" xmlns:cx7="http://schemas.microsoft.com/office/drawing/2016/5/13/chartex" xmlns:cx8="http://schemas.microsoft.com/office/drawing/2016/5/14/chartex" xmlns:mc="http://schemas.openxmlformats.org/markup-compatibility/2006" xmlns:aink="http://schemas.microsoft.com/office/drawing/2016/ink" xmlns:am3d="http://schemas.microsoft.com/office/drawing/2017/model3d" xmlns:o="urn:schemas-microsoft-com:office:office" xmlns:oel="http://schemas.microsoft.com/office/2019/extlst" xmlns:r="http://schemas.openxmlformats.org/officeDocument/2006/relationships" xmlns:m="http://schemas.openxmlformats.org/officeDocument/2006/math" xmlns:v="urn:schemas-microsoft-com:vml" xmlns:wp14="http://schemas.microsoft.com/office/word/2010/wordprocessingDrawing" xmlns:wp="http://schemas.openxmlformats.org/drawingml/2006/wordprocessingDrawing" xmlns:w10="urn:schemas-microsoft-com:office:word" xmlns:w="http://schemas.openxmlformats.org/wordprocessingml/2006/main" xmlns:w14="http://schemas.microsoft.com/office/word/2010/wordml" xmlns:w15="http://schemas.microsoft.com/office/word/2012/wordml" xmlns:w16cex="http://schemas.microsoft.com/office/word/2018/wordml/cex" xmlns:w16cid="http://schemas.microsoft.com/office/word/2016/wordml/cid" xmlns:w16="http://schemas.microsoft.com/office/word/2018/wordml" xmlns:w16sdtdh="http://schemas.microsoft.com/office/word/2020/wordml/sdtdatahash" xmlns:w16se="http://schemas.microsoft.com/office/word/2015/wordml/symex" xmlns:wpg="http://schemas.microsoft.com/office/word/2010/wordprocessingGroup" xmlns:wpi="http://schemas.microsoft.com/office/word/2010/wordprocessingInk" xmlns:wne="http://schemas.microsoft.com/office/word/2006/wordml" xmlns:wps="http://schemas.microsoft.com/office/word/2010/wordprocessingShape" mc:Ignorable="w14 w15 w16se w16cid w16 w16cex w16sdtdh wp14">
+<w:hdr xmlns:wpc="http://schemas.microsoft.com/office/word/2010/wordprocessingCanvas" xmlns:cx="http://schemas.microsoft.com/office/drawing/2014/chartex" xmlns:cx1="http://schemas.microsoft.com/office/drawing/2015/9/8/chartex" xmlns:cx2="http://schemas.microsoft.com/office/drawing/2015/10/21/chartex" xmlns:cx3="http://schemas.microsoft.com/office/drawing/2016/5/9/chartex" xmlns:cx4="http://schemas.microsoft.com/office/drawing/2016/5/10/chartex" xmlns:cx5="http://schemas.microsoft.com/office/drawing/2016/5/11/chartex" xmlns:cx6="http://schemas.microsoft.com/office/drawing/2016/5/12/chartex" xmlns:cx7="http://schemas.microsoft.com/office/drawing/2016/5/13/chartex" xmlns:cx8="http://schemas.microsoft.com/office/drawing/2016/5/14/chartex" xmlns:mc="http://schemas.openxmlformats.org/markup-compatibility/2006" xmlns:aink="http://schemas.microsoft.com/office/drawing/2016/ink" xmlns:am3d="http://schemas.microsoft.com/office/drawing/2017/model3d" xmlns:o="urn:schemas-microsoft-com:office:office" xmlns:r="http://schemas.openxmlformats.org/officeDocument/2006/relationships" xmlns:m="http://schemas.openxmlformats.org/officeDocument/2006/math" xmlns:v="urn:schemas-microsoft-com:vml" xmlns:wp14="http://schemas.microsoft.com/office/word/2010/wordprocessingDrawing" xmlns:wp="http://schemas.openxmlformats.org/drawingml/2006/wordprocessingDrawing" xmlns:w10="urn:schemas-microsoft-com:office:word" xmlns:w="http://schemas.openxmlformats.org/wordprocessingml/2006/main" xmlns:w14="http://schemas.microsoft.com/office/word/2010/wordml" xmlns:w15="http://schemas.microsoft.com/office/word/2012/wordml" xmlns:w16cid="http://schemas.microsoft.com/office/word/2016/wordml/cid" xmlns:w16se="http://schemas.microsoft.com/office/word/2015/wordml/symex" xmlns:wpg="http://schemas.microsoft.com/office/word/2010/wordprocessingGroup" xmlns:wpi="http://schemas.microsoft.com/office/word/2010/wordprocessingInk" xmlns:wne="http://schemas.microsoft.com/office/word/2006/wordml" xmlns:wps="http://schemas.microsoft.com/office/word/2010/wordprocessingShape" mc:Ignorable="w14 w15 w16se w16cid wp14">
   <w:p>
     <w:pPr>
       <w:pStyle w:val="Encabezado"/>
@@ -189,7 +190,7 @@
       <w:rPr>
         <w:noProof/>
       </w:rPr>
-      <w:pict w14:anchorId="24D22351">
+      <w:pict>
         <v:shapetype id="_x0000_t75" coordsize="21600,21600" o:spt="75" o:preferrelative="t" path="m@4@5l@4@11@9@11@9@5xe" filled="f" stroked="f">
           <v:stroke joinstyle="miter"/>
           <v:formulas>
@@ -209,9 +210,8 @@
           <v:path o:extrusionok="f" gradientshapeok="t" o:connecttype="rect"/>
           <o:lock v:ext="edit" aspectratio="t"/>
         </v:shapetype>
-        <v:shape id="WordPictureWatermark640117187" o:spid="_x0000_s1025" type="#_x0000_t75" style="position:absolute;margin-left:0;margin-top:0;width:612pt;height:11in;z-index:-251658240;mso-position-horizontal:center;mso-position-horizontal-relative:margin;mso-position-vertical:center;mso-position-vertical-relative:margin" o:allowincell="f">
+        <v:shape id="WordPictureWatermark1670031" o:spid="_x0000_s2052" type="#_x0000_t75" style="position:absolute;margin-left:0;margin-top:0;width:612pt;height:11in;z-index:-251658240;mso-position-horizontal:center;mso-position-horizontal-relative:margin;mso-position-vertical:center;mso-position-vertical-relative:margin" o:allowincell="f">
           <v:imagedata r:id="rId1" o:title="Membrete PDI"/>
-          <w10:wrap anchorx="margin" anchory="margin"/>
         </v:shape>
       </w:pict>
     </w:r>
@@ -220,7 +220,7 @@
 </file>
 
 <file path=word/styles.xml><?xml version="1.0" encoding="utf-8"?>
-<w:styles xmlns:mc="http://schemas.openxmlformats.org/markup-compatibility/2006" xmlns:r="http://schemas.openxmlformats.org/officeDocument/2006/relationships" xmlns:w="http://schemas.openxmlformats.org/wordprocessingml/2006/main" xmlns:w14="http://schemas.microsoft.com/office/word/2010/wordml" xmlns:w15="http://schemas.microsoft.com/office/word/2012/wordml" xmlns:w16cex="http://schemas.microsoft.com/office/word/2018/wordml/cex" xmlns:w16cid="http://schemas.microsoft.com/office/word/2016/wordml/cid" xmlns:w16="http://schemas.microsoft.com/office/word/2018/wordml" xmlns:w16sdtdh="http://schemas.microsoft.com/office/word/2020/wordml/sdtdatahash" xmlns:w16se="http://schemas.microsoft.com/office/word/2015/wordml/symex" mc:Ignorable="w14 w15 w16se w16cid w16 w16cex w16sdtdh">
+<w:styles xmlns:mc="http://schemas.openxmlformats.org/markup-compatibility/2006" xmlns:r="http://schemas.openxmlformats.org/officeDocument/2006/relationships" xmlns:w="http://schemas.openxmlformats.org/wordprocessingml/2006/main" xmlns:w14="http://schemas.microsoft.com/office/word/2010/wordml" xmlns:w15="http://schemas.microsoft.com/office/word/2012/wordml" xmlns:w16cid="http://schemas.microsoft.com/office/word/2016/wordml/cid" xmlns:w16se="http://schemas.microsoft.com/office/word/2015/wordml/symex" mc:Ignorable="w14 w15 w16se w16cid">
   <w:docDefaults>
     <w:rPrDefault>
       <w:rPr>
@@ -236,7 +236,7 @@
       </w:pPr>
     </w:pPrDefault>
   </w:docDefaults>
-  <w:latentStyles w:defLockedState="0" w:defUIPriority="99" w:defSemiHidden="0" w:defUnhideWhenUsed="0" w:defQFormat="0" w:count="376">
+  <w:latentStyles w:defLockedState="0" w:defUIPriority="99" w:defSemiHidden="0" w:defUnhideWhenUsed="0" w:defQFormat="0" w:count="375">
     <w:lsdException w:name="Normal" w:uiPriority="0" w:qFormat="1"/>
     <w:lsdException w:name="heading 1" w:uiPriority="9" w:qFormat="1"/>
     <w:lsdException w:name="heading 2" w:semiHidden="1" w:uiPriority="9" w:unhideWhenUsed="1" w:qFormat="1"/>
@@ -612,7 +612,6 @@
     <w:lsdException w:name="Smart Hyperlink" w:semiHidden="1" w:unhideWhenUsed="1"/>
     <w:lsdException w:name="Hashtag" w:semiHidden="1" w:unhideWhenUsed="1"/>
     <w:lsdException w:name="Unresolved Mention" w:semiHidden="1" w:unhideWhenUsed="1"/>
-    <w:lsdException w:name="Smart Link" w:semiHidden="1" w:unhideWhenUsed="1"/>
   </w:latentStyles>
   <w:style w:type="paragraph" w:default="1" w:styleId="Normal">
     <w:name w:val="Normal"/>
